--- a/materialien/Akte5_Bauplan/5_Loesungen/DD_A5_AB2_Der_Architekturwettbewerb_LSG.docx
+++ b/materialien/Akte5_Bauplan/5_Loesungen/DD_A5_AB2_Der_Architekturwettbewerb_LSG.docx
@@ -2396,7 +2396,7 @@
               <w:t>Entwickelt</w:t>
             </w:r>
             <w:r>
-              <w:t xml:space="preserve"> im Team das ER-Modell zum Anforderungstext auf dem Plakat (A2). Skizziere hier die Beziehungstypen, über die ihr im Team gestritten habt, und eure Entscheidung.</w:t>
+              <w:t xml:space="preserve"> im Team das ER-Modell zum Anforderungstext auf dem Plakat (A2). Zeichne hier die Beziehungstypen, über die ihr im Team gestritten habt, und gib eure Entscheidung an.</w:t>
             </w:r>
           </w:p>
           <w:tbl>
@@ -3025,7 +3025,7 @@
               <w:t>Beurteile</w:t>
             </w:r>
             <w:r>
-              <w:t xml:space="preserve"> ihn mit den Kriterien des Bewertungsbogens: Was ist gelungen, was fehlt oder ist falsch? Schlage eine Verbesserung vor und begründe dein Urteil.</w:t>
+              <w:t xml:space="preserve"> ihn mit den Kriterien des Bewertungsbogens: Was ist gelungen, was fehlt oder ist falsch? Gib eine Verbesserung an und begründe dein Urteil.</w:t>
             </w:r>
           </w:p>
           <w:p>
@@ -3366,7 +3366,7 @@
               <w:pStyle w:val="DDTabellentext"/>
             </w:pPr>
             <w:r>
-              <w:t>Bauplan-Tisch, Ermittlung 5.2, Aufgabe A5-E2-07 „Die Ermittlerschule“: Entwickle das ER-Modell aus dem Anforderungstext. Notiere, welche Kriterien dir der Bauplan-Tisch zuerst als offen gemeldet hat.</w:t>
+              <w:t>Bauplan-Tisch, Ermittlung 5.2, Aufgabe A5-E2-07 „Die Ermittlerschule“: Entwickle das ER-Modell aus dem Anforderungstext. Gib an, welche Kriterien dir der Bauplan-Tisch zuerst als offen gemeldet hat.</w:t>
             </w:r>
           </w:p>
           <w:tbl>
